--- a/大数据可视化技术_课程报告_华大格式.docx
+++ b/大数据可视化技术_课程报告_华大格式.docx
@@ -243,7 +243,52 @@
           <w:b w:val="0"/>
           <w:sz w:val="28"/>
         </w:rPr>
-        <w:t>专业  ________  年级  ________  姓名  ________  学号  ________</w:t>
+        <w:t>专业  数据科学与大数据技术</w:t>
+      </w:r>
+    </w:p>
+    <w:p>
+      <w:pPr>
+        <w:spacing w:line="360" w:lineRule="auto" w:before="0" w:after="0"/>
+        <w:ind w:firstLine="0"/>
+        <w:jc w:val="center"/>
+      </w:pPr>
+      <w:r>
+        <w:rPr>
+          <w:rFonts w:ascii="Times New Roman" w:hAnsi="Times New Roman" w:eastAsia="宋体"/>
+          <w:b w:val="0"/>
+          <w:sz w:val="28"/>
+        </w:rPr>
+        <w:t>年级  2023级</w:t>
+      </w:r>
+    </w:p>
+    <w:p>
+      <w:pPr>
+        <w:spacing w:line="360" w:lineRule="auto" w:before="0" w:after="0"/>
+        <w:ind w:firstLine="0"/>
+        <w:jc w:val="center"/>
+      </w:pPr>
+      <w:r>
+        <w:rPr>
+          <w:rFonts w:ascii="Times New Roman" w:hAnsi="Times New Roman" w:eastAsia="宋体"/>
+          <w:b w:val="0"/>
+          <w:sz w:val="28"/>
+        </w:rPr>
+        <w:t>姓名  仲旭东</w:t>
+      </w:r>
+    </w:p>
+    <w:p>
+      <w:pPr>
+        <w:spacing w:line="360" w:lineRule="auto" w:before="0" w:after="0"/>
+        <w:ind w:firstLine="0"/>
+        <w:jc w:val="center"/>
+      </w:pPr>
+      <w:r>
+        <w:rPr>
+          <w:rFonts w:ascii="Times New Roman" w:hAnsi="Times New Roman" w:eastAsia="宋体"/>
+          <w:b w:val="0"/>
+          <w:sz w:val="28"/>
+        </w:rPr>
+        <w:t>学号  2395141057</w:t>
       </w:r>
     </w:p>
     <w:p>
@@ -297,13 +342,18 @@
           <w:b w:val="0"/>
           <w:sz w:val="24"/>
         </w:rPr>
-        <w:t>2025年5月</w:t>
+        <w:t>2026年6月</w:t>
       </w:r>
     </w:p>
     <w:p>
-      <w:r>
-        <w:br w:type="page"/>
-      </w:r>
+      <w:pPr>
+        <w:sectPr>
+          <w:pgSz w:w="12240" w:h="15840"/>
+          <w:pgMar w:top="1417" w:right="1134" w:bottom="1417" w:left="1701" w:header="850" w:footer="992" w:gutter="0"/>
+          <w:cols w:space="720"/>
+          <w:docGrid w:linePitch="360"/>
+        </w:sectPr>
+      </w:pPr>
     </w:p>
     <w:p>
       <w:pPr>
@@ -421,7 +471,7 @@
           <w:b w:val="0"/>
           <w:sz w:val="24"/>
         </w:rPr>
-        <w:t>Zhang Xiaosan</w:t>
+        <w:t>Zhong Xudong</w:t>
       </w:r>
     </w:p>
     <w:p>
@@ -573,9 +623,16 @@
       </w:r>
     </w:p>
     <w:p>
-      <w:r>
-        <w:br w:type="page"/>
-      </w:r>
+      <w:pPr>
+        <w:sectPr>
+          <w:footerReference w:type="default" r:id="rId15"/>
+          <w:pgSz w:w="12240" w:h="15840"/>
+          <w:pgMar w:top="1417" w:right="1134" w:bottom="1417" w:left="1701" w:header="850" w:footer="992" w:gutter="0"/>
+          <w:cols w:space="720"/>
+          <w:docGrid w:linePitch="360"/>
+          <w:pgNumType w:fmt="upperRoman" w:start="1"/>
+        </w:sectPr>
+      </w:pPr>
     </w:p>
     <w:p>
       <w:pPr>
@@ -650,7 +707,7 @@
     </w:p>
     <w:p>
       <w:pPr>
-        <w:spacing w:line="360" w:lineRule="auto" w:before="0" w:after="0"/>
+        <w:spacing w:line="360" w:lineRule="auto"/>
         <w:ind w:firstLine="480"/>
       </w:pPr>
       <w:r>
@@ -659,7 +716,24 @@
           <w:b w:val="0"/>
           <w:sz w:val="24"/>
         </w:rPr>
-        <w:t>锂离子电池凭借其高能量密度、长循环寿命和低自放电率等优势,已成为新能源汽车、便携式电子设备和大规模储能系统的核心动力来源。截至2024年底,全球锂电池市场规模已突破千亿美元,中国更是占据了全球产能的70%以上。然而,锂电池在使用过程中不可避免地经历容量衰减和内阻增长等老化现象,严重影响系统的可靠性和安全性。因此,对电池健康状态(State of Health, SOH)进行准确评估,对于延长电池使用寿命、优化充放电策略和预防安全事故具有重要的工程意义。</w:t>
+        <w:t>锂离子电池凭借其高能量密度、长循环寿命和低自放电率等优势,已成为新能源汽车、便携式电子设备和大规模储能系统的核心动力来源。截至2024年底,全球锂电池市场规模已突破千亿美元,中国更是占据了全球产能的70%以上。然而,锂电池在使用过程中不可避免地经历容量衰减和内阻增长等老化现象,严重影响系统的可靠性和安全性。因此,对电池健康状态(State of Health, SOH)进行准确评估,对于延长电池使用寿命、优化充放电策略和预防安全事故具有重要的工程意义</w:t>
+      </w:r>
+      <w:r>
+        <w:rPr>
+          <w:rFonts w:ascii="Times New Roman" w:hAnsi="Times New Roman" w:eastAsia="宋体"/>
+          <w:b w:val="0"/>
+          <w:sz w:val="24"/>
+          <w:vertAlign w:val="superscript"/>
+        </w:rPr>
+        <w:t>[1]</w:t>
+      </w:r>
+      <w:r>
+        <w:rPr>
+          <w:rFonts w:ascii="Times New Roman" w:hAnsi="Times New Roman" w:eastAsia="宋体"/>
+          <w:b w:val="0"/>
+          <w:sz w:val="24"/>
+        </w:rPr>
+        <w:t>。</w:t>
       </w:r>
     </w:p>
     <w:p>
@@ -678,7 +752,7 @@
     </w:p>
     <w:p>
       <w:pPr>
-        <w:spacing w:line="360" w:lineRule="auto" w:before="0" w:after="0"/>
+        <w:spacing w:line="360" w:lineRule="auto"/>
         <w:ind w:firstLine="480"/>
       </w:pPr>
       <w:r>
@@ -687,7 +761,24 @@
           <w:b w:val="0"/>
           <w:sz w:val="24"/>
         </w:rPr>
-        <w:t>数字孪生(Digital Twin)概念的兴起进一步拓展了可视化的边界。数字孪生通过构建物理实体的虚拟映射模型,实现对真实系统的实时监控和行为预测。在电池管理领域,基于等效电路模型(Equivalent Circuit Model, ECM)的数字孪生可以模拟不同工况下的电池放电行为,为运维决策提供仿真支撑。将数字孪生与大数据可视化相结合,构建集监控、预测、仿真于一体的综合平台,具有重要的研究价值和应用前景。</w:t>
+        <w:t>数字孪生(Digital Twin)概念的兴起进一步拓展了可视化的边界</w:t>
+      </w:r>
+      <w:r>
+        <w:rPr>
+          <w:rFonts w:ascii="Times New Roman" w:hAnsi="Times New Roman" w:eastAsia="宋体"/>
+          <w:b w:val="0"/>
+          <w:sz w:val="24"/>
+          <w:vertAlign w:val="superscript"/>
+        </w:rPr>
+        <w:t>[2]</w:t>
+      </w:r>
+      <w:r>
+        <w:rPr>
+          <w:rFonts w:ascii="Times New Roman" w:hAnsi="Times New Roman" w:eastAsia="宋体"/>
+          <w:b w:val="0"/>
+          <w:sz w:val="24"/>
+        </w:rPr>
+        <w:t>。数字孪生通过构建物理实体的虚拟映射模型,实现对真实系统的实时监控和行为预测。在电池管理领域,基于等效电路模型(Equivalent Circuit Model, ECM)的数字孪生可以模拟不同工况下的电池放电行为,为运维决策提供仿真支撑。将数字孪生与大数据可视化相结合,构建集监控、预测、仿真于一体的综合平台,具有重要的研究价值和应用前景。</w:t>
       </w:r>
     </w:p>
     <w:p>
@@ -737,7 +828,7 @@
     </w:p>
     <w:p>
       <w:pPr>
-        <w:spacing w:line="360" w:lineRule="auto" w:before="0" w:after="0"/>
+        <w:spacing w:line="360" w:lineRule="auto"/>
         <w:ind w:firstLine="480"/>
       </w:pPr>
       <w:r>
@@ -746,7 +837,75 @@
           <w:b w:val="0"/>
           <w:sz w:val="24"/>
         </w:rPr>
-        <w:t>电池SOH估计方法大致分为三类。第一类是基于模型的方法,通过电化学模型或等效电路模型描述电池内部的物理化学过程,结合卡尔曼滤波等状态估计算法进行SOH预测。这类方法物理可解释性强,但计算复杂度较高,且模型参数标定困难。第二类是基于数据驱动的方法,利用机器学习算法从历史运行数据中学习退化规律。常用的算法包括支持向量回归、随机森林、长短期记忆网络(LSTM)和Transformer等。数据驱动方法无需深入了解电池内部机理,但对训练数据的质量和数量有较高要求。第三类是混合方法,将物理模型的先验知识融入数据驱动框架,兼顾可解释性和预测精度。物理信息神经网络(Physics-Informed Neural Network, PINN)是这一方向的代表性工作。</w:t>
+        <w:t>电池SOH估计方法大致分为三类。第一类是基于模型的方法,通过电化学模型或等效电路模型描述电池内部的物理化学过程,结合卡尔曼滤波等状态估计算法进行SOH预测</w:t>
+      </w:r>
+      <w:r>
+        <w:rPr>
+          <w:rFonts w:ascii="Times New Roman" w:hAnsi="Times New Roman" w:eastAsia="宋体"/>
+          <w:b w:val="0"/>
+          <w:sz w:val="24"/>
+          <w:vertAlign w:val="superscript"/>
+        </w:rPr>
+        <w:t>[3]</w:t>
+      </w:r>
+      <w:r>
+        <w:rPr>
+          <w:rFonts w:ascii="Times New Roman" w:hAnsi="Times New Roman" w:eastAsia="宋体"/>
+          <w:b w:val="0"/>
+          <w:sz w:val="24"/>
+        </w:rPr>
+        <w:t>。这类方法物理可解释性强,但计算复杂度较高,且模型参数标定困难。第二类是基于数据驱动的方法,利用机器学习算法从历史运行数据中学习退化规律</w:t>
+      </w:r>
+      <w:r>
+        <w:rPr>
+          <w:rFonts w:ascii="Times New Roman" w:hAnsi="Times New Roman" w:eastAsia="宋体"/>
+          <w:b w:val="0"/>
+          <w:sz w:val="24"/>
+          <w:vertAlign w:val="superscript"/>
+        </w:rPr>
+        <w:t>[4]</w:t>
+      </w:r>
+      <w:r>
+        <w:rPr>
+          <w:rFonts w:ascii="Times New Roman" w:hAnsi="Times New Roman" w:eastAsia="宋体"/>
+          <w:b w:val="0"/>
+          <w:sz w:val="24"/>
+        </w:rPr>
+        <w:t>。常用的算法包括支持向量回归、随机森林、长短期记忆网络(LSTM)</w:t>
+      </w:r>
+      <w:r>
+        <w:rPr>
+          <w:rFonts w:ascii="Times New Roman" w:hAnsi="Times New Roman" w:eastAsia="宋体"/>
+          <w:b w:val="0"/>
+          <w:sz w:val="24"/>
+          <w:vertAlign w:val="superscript"/>
+        </w:rPr>
+        <w:t>[5]</w:t>
+      </w:r>
+      <w:r>
+        <w:rPr>
+          <w:rFonts w:ascii="Times New Roman" w:hAnsi="Times New Roman" w:eastAsia="宋体"/>
+          <w:b w:val="0"/>
+          <w:sz w:val="24"/>
+        </w:rPr>
+        <w:t>和Transformer等。数据驱动方法无需深入了解电池内部机理,但对训练数据的质量和数量有较高要求。第三类是混合方法,将物理模型的先验知识融入数据驱动框架,兼顾可解释性和预测精度。物理信息神经网络(Physics-Informed Neural Network, PINN)是这一方向的代表性工作</w:t>
+      </w:r>
+      <w:r>
+        <w:rPr>
+          <w:rFonts w:ascii="Times New Roman" w:hAnsi="Times New Roman" w:eastAsia="宋体"/>
+          <w:b w:val="0"/>
+          <w:sz w:val="24"/>
+          <w:vertAlign w:val="superscript"/>
+        </w:rPr>
+        <w:t>[6]</w:t>
+      </w:r>
+      <w:r>
+        <w:rPr>
+          <w:rFonts w:ascii="Times New Roman" w:hAnsi="Times New Roman" w:eastAsia="宋体"/>
+          <w:b w:val="0"/>
+          <w:sz w:val="24"/>
+        </w:rPr>
+        <w:t>。</w:t>
       </w:r>
     </w:p>
     <w:p>
@@ -1056,7 +1215,7 @@
     </w:p>
     <w:p>
       <w:pPr>
-        <w:spacing w:line="360" w:lineRule="auto" w:before="0" w:after="0"/>
+        <w:spacing w:line="360" w:lineRule="auto"/>
         <w:ind w:firstLine="480"/>
       </w:pPr>
       <w:r>
@@ -1065,7 +1224,24 @@
           <w:b w:val="0"/>
           <w:sz w:val="24"/>
         </w:rPr>
-        <w:t>本项目使用NASA Prognostics Center of Excellence (PCoE)和马里兰大学Center for Advanced Life Cycle Engineering (CALCE)两个权威公开数据集。选择这两个数据集的原因在于:NASA数据集提供了室温恒流条件下的完整老化轨迹,适合验证模型的基本预测能力;CALCE数据集包含不同温度和倍率的老化条件,适合评估模型的工况泛化能力。两个数据集的基本信息如表2.1所示。</w:t>
+        <w:t>本项目使用NASA Prognostics Center of Excellence (PCoE)和马里兰大学Center for Advanced Life Cycle Engineering (CALCE)两个权威公开数据集</w:t>
+      </w:r>
+      <w:r>
+        <w:rPr>
+          <w:rFonts w:ascii="Times New Roman" w:hAnsi="Times New Roman" w:eastAsia="宋体"/>
+          <w:b w:val="0"/>
+          <w:sz w:val="24"/>
+          <w:vertAlign w:val="superscript"/>
+        </w:rPr>
+        <w:t>[7]</w:t>
+      </w:r>
+      <w:r>
+        <w:rPr>
+          <w:rFonts w:ascii="Times New Roman" w:hAnsi="Times New Roman" w:eastAsia="宋体"/>
+          <w:b w:val="0"/>
+          <w:sz w:val="24"/>
+        </w:rPr>
+        <w:t>。选择这两个数据集的原因在于:NASA数据集提供了室温恒流条件下的完整老化轨迹,适合验证模型的基本预测能力;CALCE数据集包含不同温度和倍率的老化条件,适合评估模型的工况泛化能力。两个数据集的基本信息如表2.1所示。</w:t>
       </w:r>
     </w:p>
     <w:p>
@@ -2445,7 +2621,7 @@
     </w:p>
     <w:p>
       <w:pPr>
-        <w:spacing w:line="360" w:lineRule="auto" w:before="0" w:after="0"/>
+        <w:spacing w:line="360" w:lineRule="auto"/>
         <w:ind w:firstLine="480"/>
       </w:pPr>
       <w:r>
@@ -2454,7 +2630,24 @@
           <w:b w:val="0"/>
           <w:sz w:val="24"/>
         </w:rPr>
-        <w:t>随机森林在留一电池交叉验证下的平均R²为0.1539,显著低于线性回归。这一结果揭示了跨电池泛化的内在挑战:不同电池的退化模式存在差异,基于部分电池训练的决策树难以准确预测未见电池的容量变化。不过,随机森林支持基于SHAP(SHapley Additive exPlanations)的特征重要性分析,通过TreeExplainer计算各特征对每个预测的边际贡献,为模型可解释性提供了定量支撑。</w:t>
+        <w:t>随机森林在留一电池交叉验证下的平均R²为0.1539,显著低于线性回归。这一结果揭示了跨电池泛化的内在挑战:不同电池的退化模式存在差异,基于部分电池训练的决策树难以准确预测未见电池的容量变化。不过,随机森林支持基于SHAP(SHapley Additive exPlanations)</w:t>
+      </w:r>
+      <w:r>
+        <w:rPr>
+          <w:rFonts w:ascii="Times New Roman" w:hAnsi="Times New Roman" w:eastAsia="宋体"/>
+          <w:b w:val="0"/>
+          <w:sz w:val="24"/>
+          <w:vertAlign w:val="superscript"/>
+        </w:rPr>
+        <w:t>[8]</w:t>
+      </w:r>
+      <w:r>
+        <w:rPr>
+          <w:rFonts w:ascii="Times New Roman" w:hAnsi="Times New Roman" w:eastAsia="宋体"/>
+          <w:b w:val="0"/>
+          <w:sz w:val="24"/>
+        </w:rPr>
+        <w:t>的特征重要性分析,通过TreeExplainer计算各特征对每个预测的边际贡献,为模型可解释性提供了定量支撑。</w:t>
       </w:r>
     </w:p>
     <w:p>
@@ -2488,7 +2681,7 @@
     </w:p>
     <w:p>
       <w:pPr>
-        <w:spacing w:line="360" w:lineRule="auto" w:before="0" w:after="0"/>
+        <w:spacing w:line="360" w:lineRule="auto"/>
         <w:ind w:firstLine="480"/>
       </w:pPr>
       <w:r>
@@ -2497,7 +2690,24 @@
           <w:b w:val="0"/>
           <w:sz w:val="24"/>
         </w:rPr>
-        <w:t>Transformer模型最初被提出用于自然语言处理任务,其核心的自注意力(Self-Attention)机制能够有效捕捉序列中的长程依赖关系。本项目将其适配到电池退化预测场景,设计了专用的时序Transformer架构,主要包含以下几个组件:</w:t>
+        <w:t>Transformer模型最初被提出用于自然语言处理任务,其核心的自注意力(Self-Attention)机制能够有效捕捉序列中的长程依赖关系</w:t>
+      </w:r>
+      <w:r>
+        <w:rPr>
+          <w:rFonts w:ascii="Times New Roman" w:hAnsi="Times New Roman" w:eastAsia="宋体"/>
+          <w:b w:val="0"/>
+          <w:sz w:val="24"/>
+          <w:vertAlign w:val="superscript"/>
+        </w:rPr>
+        <w:t>[9]</w:t>
+      </w:r>
+      <w:r>
+        <w:rPr>
+          <w:rFonts w:ascii="Times New Roman" w:hAnsi="Times New Roman" w:eastAsia="宋体"/>
+          <w:b w:val="0"/>
+          <w:sz w:val="24"/>
+        </w:rPr>
+        <w:t>。本项目将其适配到电池退化预测场景,设计了专用的时序Transformer架构,主要包含以下几个组件:</w:t>
       </w:r>
     </w:p>
     <w:p>
@@ -3039,7 +3249,7 @@
     </w:p>
     <w:p>
       <w:pPr>
-        <w:spacing w:line="360" w:lineRule="auto" w:before="0" w:after="0"/>
+        <w:spacing w:line="360" w:lineRule="auto"/>
         <w:ind w:firstLine="480"/>
       </w:pPr>
       <w:r>
@@ -3048,7 +3258,24 @@
           <w:b w:val="0"/>
           <w:sz w:val="24"/>
         </w:rPr>
-        <w:t>为充分融合4种基础模型的互补优势,本项目设计了4种集成策略。每种策略都输出融合后的预测值和置信区间,供可视化系统展示。</w:t>
+        <w:t>为充分融合4种基础模型的互补优势,本项目设计了4种集成策略</w:t>
+      </w:r>
+      <w:r>
+        <w:rPr>
+          <w:rFonts w:ascii="Times New Roman" w:hAnsi="Times New Roman" w:eastAsia="宋体"/>
+          <w:b w:val="0"/>
+          <w:sz w:val="24"/>
+          <w:vertAlign w:val="superscript"/>
+        </w:rPr>
+        <w:t>[10]</w:t>
+      </w:r>
+      <w:r>
+        <w:rPr>
+          <w:rFonts w:ascii="Times New Roman" w:hAnsi="Times New Roman" w:eastAsia="宋体"/>
+          <w:b w:val="0"/>
+          <w:sz w:val="24"/>
+        </w:rPr>
+        <w:t>。每种策略都输出融合后的预测值和置信区间,供可视化系统展示。</w:t>
       </w:r>
     </w:p>
     <w:p>
@@ -4308,7 +4535,7 @@
           <w:b w:val="0"/>
           <w:sz w:val="24"/>
         </w:rPr>
-        <w:t>车队总览页面是用户进入平台后看到的首页,以全局视角呈现8块电池的健康状态概览。页面顶部为KPI(关键绩效指标)卡片区,以四张卡片分别展示车队平均SOH(80.8%)、电池总数(8块/846循环)、最大容量衰减(41.7%)和最差电池SOH(59.3%)。每张卡片顶部带有颜色条,绿色表示健康、橙色表示警告、红色表示危险,帮助用户快速识别异常。</w:t>
+        <w:t>车队总览页面是用户进入平台后看到的首页,以全局视角呈现8块电池的健康状态概览,其整体界面如图4.1所示。页面顶部为KPI(关键绩效指标)卡片区,以四张卡片分别展示车队平均SOH(80.8%)、电池总数(8块/846循环)、最大容量衰减(41.7%)和最差电池SOH(59.3%)。每张卡片顶部带有颜色条,绿色表示健康、橙色表示警告、红色表示危险,帮助用户快速识别异常。</w:t>
       </w:r>
     </w:p>
     <w:p>
@@ -4340,6 +4567,89 @@
     </w:p>
     <w:p>
       <w:pPr>
+        <w:keepNext/>
+        <w:spacing w:before="0" w:after="0"/>
+        <w:ind w:firstLine="0"/>
+        <w:jc w:val="center"/>
+      </w:pPr>
+      <w:r>
+        <w:drawing>
+          <wp:inline xmlns:a="http://schemas.openxmlformats.org/drawingml/2006/main" xmlns:pic="http://schemas.openxmlformats.org/drawingml/2006/picture">
+            <wp:extent cx="5040000" cy="3584000"/>
+            <wp:docPr id="1" name="Picture 1"/>
+            <wp:cNvGraphicFramePr>
+              <a:graphicFrameLocks noChangeAspect="1"/>
+            </wp:cNvGraphicFramePr>
+            <a:graphic>
+              <a:graphicData uri="http://schemas.openxmlformats.org/drawingml/2006/picture">
+                <pic:pic>
+                  <pic:nvPicPr>
+                    <pic:cNvPr id="0" name="fig_overview.png"/>
+                    <pic:cNvPicPr/>
+                  </pic:nvPicPr>
+                  <pic:blipFill>
+                    <a:blip r:embed="rId9"/>
+                    <a:stretch>
+                      <a:fillRect/>
+                    </a:stretch>
+                  </pic:blipFill>
+                  <pic:spPr>
+                    <a:xfrm>
+                      <a:off x="0" y="0"/>
+                      <a:ext cx="5040000" cy="3584000"/>
+                    </a:xfrm>
+                    <a:prstGeom prst="rect"/>
+                  </pic:spPr>
+                </pic:pic>
+              </a:graphicData>
+            </a:graphic>
+          </wp:inline>
+        </w:drawing>
+      </w:r>
+    </w:p>
+    <w:p>
+      <w:pPr>
+        <w:spacing w:line="360" w:lineRule="auto" w:before="0" w:after="0"/>
+        <w:ind w:firstLine="0"/>
+        <w:jc w:val="center"/>
+      </w:pPr>
+      <w:r>
+        <w:rPr>
+          <w:rFonts w:ascii="Times New Roman" w:hAnsi="Times New Roman" w:eastAsia="宋体"/>
+          <w:b w:val="0"/>
+          <w:sz w:val="24"/>
+        </w:rPr>
+        <w:t>图4.1 车队总览仪表盘界面</w:t>
+      </w:r>
+    </w:p>
+    <w:p>
+      <w:pPr>
+        <w:spacing w:line="360" w:lineRule="auto"/>
+        <w:ind w:firstLine="0"/>
+      </w:pPr>
+      <w:r>
+        <w:rPr>
+          <w:rFonts w:ascii="Times New Roman" w:hAnsi="Times New Roman" w:eastAsia="宋体"/>
+          <w:b w:val="0"/>
+          <w:sz w:val="24"/>
+        </w:rPr>
+      </w:r>
+    </w:p>
+    <w:p>
+      <w:pPr>
+        <w:spacing w:line="360" w:lineRule="auto"/>
+        <w:ind w:firstLine="0"/>
+      </w:pPr>
+      <w:r>
+        <w:rPr>
+          <w:rFonts w:ascii="Times New Roman" w:hAnsi="Times New Roman" w:eastAsia="宋体"/>
+          <w:b w:val="0"/>
+          <w:sz w:val="24"/>
+        </w:rPr>
+      </w:r>
+    </w:p>
+    <w:p>
+      <w:pPr>
         <w:pStyle w:val="Heading2"/>
         <w:spacing w:line="360" w:lineRule="auto" w:before="0" w:after="0"/>
         <w:ind w:firstLine="0"/>
@@ -4365,7 +4675,7 @@
           <w:b w:val="0"/>
           <w:sz w:val="24"/>
         </w:rPr>
-        <w:t>电池详情页面支持通过下拉框选择单块电池进行深入分析。页面顶部的KPI卡片展示该电池的数据来源、循环总数、初始容量、最终SOH和容量衰减百分比。SOH仪表盘以圆形仪表的形式直观呈现当前健康百分比,仪表盘的颜色分段从红色(低于50%)到绿色(高于95%)自动切换。</w:t>
+        <w:t>电池详情页面支持通过下拉框选择单块电池进行深入分析,其界面如图4.2所示。页面顶部的KPI卡片展示该电池的数据来源、循环总数、初始容量、最终SOH和容量衰减百分比。SOH仪表盘以圆形仪表的形式直观呈现当前健康百分比,仪表盘的颜色分段从红色(低于50%)到绿色(高于95%)自动切换。</w:t>
       </w:r>
     </w:p>
     <w:p>
@@ -4397,6 +4707,89 @@
     </w:p>
     <w:p>
       <w:pPr>
+        <w:keepNext/>
+        <w:spacing w:before="0" w:after="0"/>
+        <w:ind w:firstLine="0"/>
+        <w:jc w:val="center"/>
+      </w:pPr>
+      <w:r>
+        <w:drawing>
+          <wp:inline xmlns:a="http://schemas.openxmlformats.org/drawingml/2006/main" xmlns:pic="http://schemas.openxmlformats.org/drawingml/2006/picture">
+            <wp:extent cx="5040000" cy="3584000"/>
+            <wp:docPr id="2" name="Picture 2"/>
+            <wp:cNvGraphicFramePr>
+              <a:graphicFrameLocks noChangeAspect="1"/>
+            </wp:cNvGraphicFramePr>
+            <a:graphic>
+              <a:graphicData uri="http://schemas.openxmlformats.org/drawingml/2006/picture">
+                <pic:pic>
+                  <pic:nvPicPr>
+                    <pic:cNvPr id="0" name="fig_detail.png"/>
+                    <pic:cNvPicPr/>
+                  </pic:nvPicPr>
+                  <pic:blipFill>
+                    <a:blip r:embed="rId10"/>
+                    <a:stretch>
+                      <a:fillRect/>
+                    </a:stretch>
+                  </pic:blipFill>
+                  <pic:spPr>
+                    <a:xfrm>
+                      <a:off x="0" y="0"/>
+                      <a:ext cx="5040000" cy="3584000"/>
+                    </a:xfrm>
+                    <a:prstGeom prst="rect"/>
+                  </pic:spPr>
+                </pic:pic>
+              </a:graphicData>
+            </a:graphic>
+          </wp:inline>
+        </w:drawing>
+      </w:r>
+    </w:p>
+    <w:p>
+      <w:pPr>
+        <w:spacing w:line="360" w:lineRule="auto" w:before="0" w:after="0"/>
+        <w:ind w:firstLine="0"/>
+        <w:jc w:val="center"/>
+      </w:pPr>
+      <w:r>
+        <w:rPr>
+          <w:rFonts w:ascii="Times New Roman" w:hAnsi="Times New Roman" w:eastAsia="宋体"/>
+          <w:b w:val="0"/>
+          <w:sz w:val="24"/>
+        </w:rPr>
+        <w:t>图4.2 电池详情页界面</w:t>
+      </w:r>
+    </w:p>
+    <w:p>
+      <w:pPr>
+        <w:spacing w:line="360" w:lineRule="auto"/>
+        <w:ind w:firstLine="0"/>
+      </w:pPr>
+      <w:r>
+        <w:rPr>
+          <w:rFonts w:ascii="Times New Roman" w:hAnsi="Times New Roman" w:eastAsia="宋体"/>
+          <w:b w:val="0"/>
+          <w:sz w:val="24"/>
+        </w:rPr>
+      </w:r>
+    </w:p>
+    <w:p>
+      <w:pPr>
+        <w:spacing w:line="360" w:lineRule="auto"/>
+        <w:ind w:firstLine="0"/>
+      </w:pPr>
+      <w:r>
+        <w:rPr>
+          <w:rFonts w:ascii="Times New Roman" w:hAnsi="Times New Roman" w:eastAsia="宋体"/>
+          <w:b w:val="0"/>
+          <w:sz w:val="24"/>
+        </w:rPr>
+      </w:r>
+    </w:p>
+    <w:p>
+      <w:pPr>
         <w:pStyle w:val="Heading2"/>
         <w:spacing w:line="360" w:lineRule="auto" w:before="0" w:after="0"/>
         <w:ind w:firstLine="0"/>
@@ -4422,7 +4815,7 @@
           <w:b w:val="0"/>
           <w:sz w:val="24"/>
         </w:rPr>
-        <w:t>数字孪生仿真器是本平台的核心创新功能之一,基于1-RC Thevenin等效电路模型实现。该模型由一个串联欧姆电阻R0和一个并联RC回路(R1和C1)组成,通过开路电压(Open Circuit Voltage, OCV)多项式拟合SOC-OCV关系。控制面板提供四个交互控件:电池选择下拉框、C倍率滑块(0.5C至3C)、环境温度滑块(10至50摄氏度)和循环次数滑块(0至200次)。</w:t>
+        <w:t>数字孪生仿真器是本平台的核心创新功能之一,基于1-RC Thevenin等效电路模型实现,其交互界面如图4.3所示。该模型由一个串联欧姆电阻R0和一个并联RC回路(R1和C1)组成,通过开路电压(Open Circuit Voltage, OCV)多项式拟合SOC-OCV关系。控制面板提供四个交互控件:电池选择下拉框、C倍率滑块(0.5C至3C)、环境温度滑块(10至50摄氏度)和循环次数滑块(0至200次)。</w:t>
       </w:r>
     </w:p>
     <w:p>
@@ -4454,6 +4847,89 @@
     </w:p>
     <w:p>
       <w:pPr>
+        <w:keepNext/>
+        <w:spacing w:before="0" w:after="0"/>
+        <w:ind w:firstLine="0"/>
+        <w:jc w:val="center"/>
+      </w:pPr>
+      <w:r>
+        <w:drawing>
+          <wp:inline xmlns:a="http://schemas.openxmlformats.org/drawingml/2006/main" xmlns:pic="http://schemas.openxmlformats.org/drawingml/2006/picture">
+            <wp:extent cx="5040000" cy="3584000"/>
+            <wp:docPr id="3" name="Picture 3"/>
+            <wp:cNvGraphicFramePr>
+              <a:graphicFrameLocks noChangeAspect="1"/>
+            </wp:cNvGraphicFramePr>
+            <a:graphic>
+              <a:graphicData uri="http://schemas.openxmlformats.org/drawingml/2006/picture">
+                <pic:pic>
+                  <pic:nvPicPr>
+                    <pic:cNvPr id="0" name="fig_twin.png"/>
+                    <pic:cNvPicPr/>
+                  </pic:nvPicPr>
+                  <pic:blipFill>
+                    <a:blip r:embed="rId11"/>
+                    <a:stretch>
+                      <a:fillRect/>
+                    </a:stretch>
+                  </pic:blipFill>
+                  <pic:spPr>
+                    <a:xfrm>
+                      <a:off x="0" y="0"/>
+                      <a:ext cx="5040000" cy="3584000"/>
+                    </a:xfrm>
+                    <a:prstGeom prst="rect"/>
+                  </pic:spPr>
+                </pic:pic>
+              </a:graphicData>
+            </a:graphic>
+          </wp:inline>
+        </w:drawing>
+      </w:r>
+    </w:p>
+    <w:p>
+      <w:pPr>
+        <w:spacing w:line="360" w:lineRule="auto" w:before="0" w:after="0"/>
+        <w:ind w:firstLine="0"/>
+        <w:jc w:val="center"/>
+      </w:pPr>
+      <w:r>
+        <w:rPr>
+          <w:rFonts w:ascii="Times New Roman" w:hAnsi="Times New Roman" w:eastAsia="宋体"/>
+          <w:b w:val="0"/>
+          <w:sz w:val="24"/>
+        </w:rPr>
+        <w:t>图4.3 数字孪生仿真器界面</w:t>
+      </w:r>
+    </w:p>
+    <w:p>
+      <w:pPr>
+        <w:spacing w:line="360" w:lineRule="auto"/>
+        <w:ind w:firstLine="0"/>
+      </w:pPr>
+      <w:r>
+        <w:rPr>
+          <w:rFonts w:ascii="Times New Roman" w:hAnsi="Times New Roman" w:eastAsia="宋体"/>
+          <w:b w:val="0"/>
+          <w:sz w:val="24"/>
+        </w:rPr>
+      </w:r>
+    </w:p>
+    <w:p>
+      <w:pPr>
+        <w:spacing w:line="360" w:lineRule="auto"/>
+        <w:ind w:firstLine="0"/>
+      </w:pPr>
+      <w:r>
+        <w:rPr>
+          <w:rFonts w:ascii="Times New Roman" w:hAnsi="Times New Roman" w:eastAsia="宋体"/>
+          <w:b w:val="0"/>
+          <w:sz w:val="24"/>
+        </w:rPr>
+      </w:r>
+    </w:p>
+    <w:p>
+      <w:pPr>
         <w:pStyle w:val="Heading2"/>
         <w:spacing w:line="360" w:lineRule="auto" w:before="0" w:after="0"/>
         <w:ind w:firstLine="0"/>
@@ -4479,7 +4955,7 @@
           <w:b w:val="0"/>
           <w:sz w:val="24"/>
         </w:rPr>
-        <w:t>模型预测竞技场支持8种模型的自由多选对比,是评估和比较模型性能的核心工具页面。页面顶部的控制面板包含电池选择、模型多选和置信区间显示开关三个控件。指标对比表以RMSE、MAE、R²和MAPE四个维度量化评估所选模型,模型名称按专属颜色标识,便于在后续图表中对应识别。</w:t>
+        <w:t>模型预测竞技场支持8种模型的自由多选对比,是评估和比较模型性能的核心工具页面,其界面如图4.4所示。页面顶部的控制面板包含电池选择、模型多选和置信区间显示开关三个控件。指标对比表以RMSE、MAE、R²和MAPE四个维度量化评估所选模型,模型名称按专属颜色标识,便于在后续图表中对应识别。</w:t>
       </w:r>
     </w:p>
     <w:p>
@@ -4525,6 +5001,89 @@
     </w:p>
     <w:p>
       <w:pPr>
+        <w:keepNext/>
+        <w:spacing w:before="0" w:after="0"/>
+        <w:ind w:firstLine="0"/>
+        <w:jc w:val="center"/>
+      </w:pPr>
+      <w:r>
+        <w:drawing>
+          <wp:inline xmlns:a="http://schemas.openxmlformats.org/drawingml/2006/main" xmlns:pic="http://schemas.openxmlformats.org/drawingml/2006/picture">
+            <wp:extent cx="5040000" cy="3584000"/>
+            <wp:docPr id="4" name="Picture 4"/>
+            <wp:cNvGraphicFramePr>
+              <a:graphicFrameLocks noChangeAspect="1"/>
+            </wp:cNvGraphicFramePr>
+            <a:graphic>
+              <a:graphicData uri="http://schemas.openxmlformats.org/drawingml/2006/picture">
+                <pic:pic>
+                  <pic:nvPicPr>
+                    <pic:cNvPr id="0" name="fig_arena.png"/>
+                    <pic:cNvPicPr/>
+                  </pic:nvPicPr>
+                  <pic:blipFill>
+                    <a:blip r:embed="rId12"/>
+                    <a:stretch>
+                      <a:fillRect/>
+                    </a:stretch>
+                  </pic:blipFill>
+                  <pic:spPr>
+                    <a:xfrm>
+                      <a:off x="0" y="0"/>
+                      <a:ext cx="5040000" cy="3584000"/>
+                    </a:xfrm>
+                    <a:prstGeom prst="rect"/>
+                  </pic:spPr>
+                </pic:pic>
+              </a:graphicData>
+            </a:graphic>
+          </wp:inline>
+        </w:drawing>
+      </w:r>
+    </w:p>
+    <w:p>
+      <w:pPr>
+        <w:spacing w:line="360" w:lineRule="auto" w:before="0" w:after="0"/>
+        <w:ind w:firstLine="0"/>
+        <w:jc w:val="center"/>
+      </w:pPr>
+      <w:r>
+        <w:rPr>
+          <w:rFonts w:ascii="Times New Roman" w:hAnsi="Times New Roman" w:eastAsia="宋体"/>
+          <w:b w:val="0"/>
+          <w:sz w:val="24"/>
+        </w:rPr>
+        <w:t>图4.4 模型预测竞技场界面</w:t>
+      </w:r>
+    </w:p>
+    <w:p>
+      <w:pPr>
+        <w:spacing w:line="360" w:lineRule="auto"/>
+        <w:ind w:firstLine="0"/>
+      </w:pPr>
+      <w:r>
+        <w:rPr>
+          <w:rFonts w:ascii="Times New Roman" w:hAnsi="Times New Roman" w:eastAsia="宋体"/>
+          <w:b w:val="0"/>
+          <w:sz w:val="24"/>
+        </w:rPr>
+      </w:r>
+    </w:p>
+    <w:p>
+      <w:pPr>
+        <w:spacing w:line="360" w:lineRule="auto"/>
+        <w:ind w:firstLine="0"/>
+      </w:pPr>
+      <w:r>
+        <w:rPr>
+          <w:rFonts w:ascii="Times New Roman" w:hAnsi="Times New Roman" w:eastAsia="宋体"/>
+          <w:b w:val="0"/>
+          <w:sz w:val="24"/>
+        </w:rPr>
+      </w:r>
+    </w:p>
+    <w:p>
+      <w:pPr>
         <w:pStyle w:val="Heading2"/>
         <w:spacing w:line="360" w:lineRule="auto" w:before="0" w:after="0"/>
         <w:ind w:firstLine="0"/>
@@ -4550,7 +5109,7 @@
           <w:b w:val="0"/>
           <w:sz w:val="24"/>
         </w:rPr>
-        <w:t>可解释性分析页面旨在揭示模型的决策依据,增强预测结果的可信度。页面左侧展示随机森林模型基于SHAP的特征重要性排序,以水平柱状图按平均绝对SHAP值从大到小排列,渐变色突出主导特征。右侧展示线性回归模型的标准化回归系数,正值(绿色)表示正向贡献、负值(红色)表示负向贡献。两种可解释性方法的互补使用,从全局(回归系数)和局部(SHAP)两个角度阐明了模型预测的内在逻辑,降低了黑箱模型的决策不透明性。</w:t>
+        <w:t>可解释性分析页面旨在揭示模型的决策依据,增强预测结果的可信度,其界面如图4.5所示。页面左侧展示随机森林模型基于SHAP的特征重要性排序,以水平柱状图按平均绝对SHAP值从大到小排列,渐变色突出主导特征。右侧展示线性回归模型的标准化回归系数,正值(绿色)表示正向贡献、负值(红色)表示负向贡献。两种可解释性方法的互补使用,从全局(回归系数)和局部(SHAP)两个角度阐明了模型预测的内在逻辑,降低了黑箱模型的决策不透明性。</w:t>
       </w:r>
     </w:p>
     <w:p>
@@ -4582,6 +5141,89 @@
     </w:p>
     <w:p>
       <w:pPr>
+        <w:keepNext/>
+        <w:spacing w:before="0" w:after="0"/>
+        <w:ind w:firstLine="0"/>
+        <w:jc w:val="center"/>
+      </w:pPr>
+      <w:r>
+        <w:drawing>
+          <wp:inline xmlns:a="http://schemas.openxmlformats.org/drawingml/2006/main" xmlns:pic="http://schemas.openxmlformats.org/drawingml/2006/picture">
+            <wp:extent cx="5040000" cy="3584000"/>
+            <wp:docPr id="5" name="Picture 5"/>
+            <wp:cNvGraphicFramePr>
+              <a:graphicFrameLocks noChangeAspect="1"/>
+            </wp:cNvGraphicFramePr>
+            <a:graphic>
+              <a:graphicData uri="http://schemas.openxmlformats.org/drawingml/2006/picture">
+                <pic:pic>
+                  <pic:nvPicPr>
+                    <pic:cNvPr id="0" name="fig_explain.png"/>
+                    <pic:cNvPicPr/>
+                  </pic:nvPicPr>
+                  <pic:blipFill>
+                    <a:blip r:embed="rId13"/>
+                    <a:stretch>
+                      <a:fillRect/>
+                    </a:stretch>
+                  </pic:blipFill>
+                  <pic:spPr>
+                    <a:xfrm>
+                      <a:off x="0" y="0"/>
+                      <a:ext cx="5040000" cy="3584000"/>
+                    </a:xfrm>
+                    <a:prstGeom prst="rect"/>
+                  </pic:spPr>
+                </pic:pic>
+              </a:graphicData>
+            </a:graphic>
+          </wp:inline>
+        </w:drawing>
+      </w:r>
+    </w:p>
+    <w:p>
+      <w:pPr>
+        <w:spacing w:line="360" w:lineRule="auto" w:before="0" w:after="0"/>
+        <w:ind w:firstLine="0"/>
+        <w:jc w:val="center"/>
+      </w:pPr>
+      <w:r>
+        <w:rPr>
+          <w:rFonts w:ascii="Times New Roman" w:hAnsi="Times New Roman" w:eastAsia="宋体"/>
+          <w:b w:val="0"/>
+          <w:sz w:val="24"/>
+        </w:rPr>
+        <w:t>图4.5 可解释性分析界面</w:t>
+      </w:r>
+    </w:p>
+    <w:p>
+      <w:pPr>
+        <w:spacing w:line="360" w:lineRule="auto"/>
+        <w:ind w:firstLine="0"/>
+      </w:pPr>
+      <w:r>
+        <w:rPr>
+          <w:rFonts w:ascii="Times New Roman" w:hAnsi="Times New Roman" w:eastAsia="宋体"/>
+          <w:b w:val="0"/>
+          <w:sz w:val="24"/>
+        </w:rPr>
+      </w:r>
+    </w:p>
+    <w:p>
+      <w:pPr>
+        <w:spacing w:line="360" w:lineRule="auto"/>
+        <w:ind w:firstLine="0"/>
+      </w:pPr>
+      <w:r>
+        <w:rPr>
+          <w:rFonts w:ascii="Times New Roman" w:hAnsi="Times New Roman" w:eastAsia="宋体"/>
+          <w:b w:val="0"/>
+          <w:sz w:val="24"/>
+        </w:rPr>
+      </w:r>
+    </w:p>
+    <w:p>
+      <w:pPr>
         <w:pStyle w:val="Heading2"/>
         <w:spacing w:line="360" w:lineRule="auto" w:before="0" w:after="0"/>
         <w:ind w:firstLine="0"/>
@@ -4607,7 +5249,7 @@
           <w:b w:val="0"/>
           <w:sz w:val="24"/>
         </w:rPr>
-        <w:t>3D退化景观页面将电池退化过程映射到三维空间,提供沉浸式的数据探索体验。主体为三维散点图,以循环次数、内阻和容量(或其他可选变量)构成三个坐标轴,支持按SOH、数据来源、电池编号或容量衰减率着色。用户可以通过鼠标拖拽旋转视角、滚轮缩放、右键平移,从不同角度观察退化轨迹的空间分布。Z轴变量支持切换为容量、SOH、放电时长或电压斜率,使用户能够在不同特征组合下发现隐含的退化模式和聚类结构。</w:t>
+        <w:t>3D退化景观页面将电池退化过程映射到三维空间,提供沉浸式的数据探索体验,其界面如图4.6所示。主体为三维散点图,以循环次数、内阻和容量(或其他可选变量)构成三个坐标轴,支持按SOH、数据来源、电池编号或容量衰减率着色。用户可以通过鼠标拖拽旋转视角、滚轮缩放、右键平移,从不同角度观察退化轨迹的空间分布。Z轴变量支持切换为容量、SOH、放电时长或电压斜率,使用户能够在不同特征组合下发现隐含的退化模式和聚类结构。</w:t>
       </w:r>
     </w:p>
     <w:p>
@@ -4622,6 +5264,89 @@
           <w:sz w:val="24"/>
         </w:rPr>
         <w:t>页面下方配有两个2D投影辅助图:容量与电阻的二维投影揭示电阻增长与容量衰减的耦合关系,SOH与循环次数的二维投影展示各电池的退化轨迹全貌,并叠加80%警告线。三维散点图与二维投影的联动,帮助用户从不同维度理解电池退化的多维特征。三维可视化的引入打破了传统二维图表的信息呈现局限,使研究人员能够直观识别电池老化数据中的非线性流形结构和异常离群点。</w:t>
+      </w:r>
+    </w:p>
+    <w:p>
+      <w:pPr>
+        <w:spacing w:line="360" w:lineRule="auto"/>
+        <w:ind w:firstLine="0"/>
+      </w:pPr>
+      <w:r>
+        <w:rPr>
+          <w:rFonts w:ascii="Times New Roman" w:hAnsi="Times New Roman" w:eastAsia="宋体"/>
+          <w:b w:val="0"/>
+          <w:sz w:val="24"/>
+        </w:rPr>
+      </w:r>
+    </w:p>
+    <w:p>
+      <w:pPr>
+        <w:keepNext/>
+        <w:spacing w:before="0" w:after="0"/>
+        <w:ind w:firstLine="0"/>
+        <w:jc w:val="center"/>
+      </w:pPr>
+      <w:r>
+        <w:drawing>
+          <wp:inline xmlns:a="http://schemas.openxmlformats.org/drawingml/2006/main" xmlns:pic="http://schemas.openxmlformats.org/drawingml/2006/picture">
+            <wp:extent cx="5040000" cy="3584000"/>
+            <wp:docPr id="6" name="Picture 6"/>
+            <wp:cNvGraphicFramePr>
+              <a:graphicFrameLocks noChangeAspect="1"/>
+            </wp:cNvGraphicFramePr>
+            <a:graphic>
+              <a:graphicData uri="http://schemas.openxmlformats.org/drawingml/2006/picture">
+                <pic:pic>
+                  <pic:nvPicPr>
+                    <pic:cNvPr id="0" name="fig_3d.png"/>
+                    <pic:cNvPicPr/>
+                  </pic:nvPicPr>
+                  <pic:blipFill>
+                    <a:blip r:embed="rId14"/>
+                    <a:stretch>
+                      <a:fillRect/>
+                    </a:stretch>
+                  </pic:blipFill>
+                  <pic:spPr>
+                    <a:xfrm>
+                      <a:off x="0" y="0"/>
+                      <a:ext cx="5040000" cy="3584000"/>
+                    </a:xfrm>
+                    <a:prstGeom prst="rect"/>
+                  </pic:spPr>
+                </pic:pic>
+              </a:graphicData>
+            </a:graphic>
+          </wp:inline>
+        </w:drawing>
+      </w:r>
+    </w:p>
+    <w:p>
+      <w:pPr>
+        <w:spacing w:line="360" w:lineRule="auto" w:before="0" w:after="0"/>
+        <w:ind w:firstLine="0"/>
+        <w:jc w:val="center"/>
+      </w:pPr>
+      <w:r>
+        <w:rPr>
+          <w:rFonts w:ascii="Times New Roman" w:hAnsi="Times New Roman" w:eastAsia="宋体"/>
+          <w:b w:val="0"/>
+          <w:sz w:val="24"/>
+        </w:rPr>
+        <w:t>图4.6 3D退化景观界面</w:t>
+      </w:r>
+    </w:p>
+    <w:p>
+      <w:pPr>
+        <w:spacing w:line="360" w:lineRule="auto"/>
+        <w:ind w:firstLine="0"/>
+      </w:pPr>
+      <w:r>
+        <w:rPr>
+          <w:rFonts w:ascii="Times New Roman" w:hAnsi="Times New Roman" w:eastAsia="宋体"/>
+          <w:b w:val="0"/>
+          <w:sz w:val="24"/>
+        </w:rPr>
       </w:r>
     </w:p>
     <w:p>
@@ -5132,7 +5857,7 @@
           <w:b w:val="0"/>
           <w:sz w:val="21"/>
         </w:rPr>
-        <w:t>[1] Saha B, Goebel K. Battery data set[EB/OL]. NASA Ames Prognostics Data Repository, 2007.</w:t>
+        <w:t>[1] Hu X, Xu L, Lin X, et al. Battery lifetime prognostics[J]. Joule, 2020, 4(2): 310-346.</w:t>
       </w:r>
     </w:p>
     <w:p>
@@ -5147,7 +5872,7 @@
           <w:b w:val="0"/>
           <w:sz w:val="21"/>
         </w:rPr>
-        <w:t>[2] Xing Y, Ma E W M, Tsui K L, et al. An ensemble model for predicting the remaining useful performance of lithium-ion batteries[J]. Microelectronics Reliability, 2013, 53(6): 811-820.</w:t>
+        <w:t>[2] Grieves M, Vickers J. Digital twin: Mitigating unpredictable, undesirable emergent behavior in complex systems[M]. Transdisciplinary Perspectives on Complex Systems, Springer, 2017: 85-113.</w:t>
       </w:r>
     </w:p>
     <w:p>
@@ -5162,7 +5887,7 @@
           <w:b w:val="0"/>
           <w:sz w:val="21"/>
         </w:rPr>
-        <w:t>[3] Severson K A, Attia P M, Jin N, et al. Data-driven prediction of battery cycle life before capacity degradation[J]. Nature Energy, 2019, 4(5): 383-391.</w:t>
+        <w:t>[3] He W, Williard N, Osterman M, et al. Prognostics of lithium-ion batteries based on Dempster-Shafer theory and the Bayesian Monte Carlo method[J]. Journal of Power Sources, 2011, 196(23): 10314-10321.</w:t>
       </w:r>
     </w:p>
     <w:p>
@@ -5177,7 +5902,7 @@
           <w:b w:val="0"/>
           <w:sz w:val="21"/>
         </w:rPr>
-        <w:t>[4] Hu X, Xu L, Lin X, et al. Battery lifetime prognostics[J]. Joule, 2020, 4(2): 310-346.</w:t>
+        <w:t>[4] Severson K A, Attia P M, Jin N, et al. Data-driven prediction of battery cycle life before capacity degradation[J]. Nature Energy, 2019, 4(5): 383-391.</w:t>
       </w:r>
     </w:p>
     <w:p>
@@ -5192,7 +5917,7 @@
           <w:b w:val="0"/>
           <w:sz w:val="21"/>
         </w:rPr>
-        <w:t>[5] Raissi M, Perdikaris P, Karniadakis G E. Physics-informed neural networks: A deep learning framework for solving forward and inverse problems involving nonlinear partial differential equations[J]. Journal of Computational Physics, 2019, 378: 686-707.</w:t>
+        <w:t>[5] Zhang Y, Xiong R, He H, et al. Long short-term memory recurrent neural network for remaining useful life prediction of lithium-ion batteries[J]. IEEE Transactions on Vehicular Technology, 2018, 67(7): 5695-5705.</w:t>
       </w:r>
     </w:p>
     <w:p>
@@ -5207,7 +5932,7 @@
           <w:b w:val="0"/>
           <w:sz w:val="21"/>
         </w:rPr>
-        <w:t>[6] Vaswani A, Shazeer N, Parmar N, et al. Attention is all you need[C]. Advances in Neural Information Processing Systems, 2017: 5998-6008.</w:t>
+        <w:t>[6] Raissi M, Perdikaris P, Karniadakis G E. Physics-informed neural networks: A deep learning framework for solving forward and inverse problems involving nonlinear partial differential equations[J]. Journal of Computational Physics, 2019, 378: 686-707.</w:t>
       </w:r>
     </w:p>
     <w:p>
@@ -5222,7 +5947,7 @@
           <w:b w:val="0"/>
           <w:sz w:val="21"/>
         </w:rPr>
-        <w:t>[7] Lundberg S M, Lee S I. A unified approach to interpreting model predictions[C]. Advances in Neural Information Processing Systems, 2017: 4765-4774.</w:t>
+        <w:t>[7] Saha B, Goebel K. Battery data set[EB/OL]. NASA Ames Prognostics Data Repository, 2007.</w:t>
       </w:r>
     </w:p>
     <w:p>
@@ -5237,7 +5962,7 @@
           <w:b w:val="0"/>
           <w:sz w:val="21"/>
         </w:rPr>
-        <w:t>[8] Grieves M, Vickers J. Digital twin: Mitigating unpredictable, undesirable emergent behavior in complex systems[M]. Transdisciplinary Perspectives on Complex Systems, Springer, 2017: 85-113.</w:t>
+        <w:t>[8] Lundberg S M, Lee S I. A unified approach to interpreting model predictions[C]. Advances in Neural Information Processing Systems, 2017: 4765-4774.</w:t>
       </w:r>
     </w:p>
     <w:p>
@@ -5252,7 +5977,7 @@
           <w:b w:val="0"/>
           <w:sz w:val="21"/>
         </w:rPr>
-        <w:t>[9] He W, Williard N, Osterman M, et al. Prognostics of lithium-ion batteries based on Dempster-Shafer theory and the Bayesian Monte Carlo method[J]. Journal of Power Sources, 2011, 196(23): 10314-10321.</w:t>
+        <w:t>[9] Vaswani A, Shazeer N, Parmar N, et al. Attention is all you need[C]. Advances in Neural Information Processing Systems, 2017: 5998-6008.</w:t>
       </w:r>
     </w:p>
     <w:p>
@@ -5267,7 +5992,7 @@
           <w:b w:val="0"/>
           <w:sz w:val="21"/>
         </w:rPr>
-        <w:t>[10] Zhang Y, Xiong R, He H, et al. Long short-term memory recurrent neural network for remaining useful life prediction of lithium-ion batteries[J]. IEEE Transactions on Vehicular Technology, 2018, 67(7): 5695-5705.</w:t>
+        <w:t>[10] Xing Y, Ma E W M, Tsui K L, et al. An ensemble model for predicting the remaining useful performance of lithium-ion batteries[J]. Microelectronics Reliability, 2013, 53(6): 811-820.</w:t>
       </w:r>
     </w:p>
     <w:p>
@@ -5331,13 +6056,151 @@
       </w:r>
     </w:p>
     <w:sectPr>
+      <w:footerReference w:type="default" r:id="rId16"/>
+      <w:headerReference w:type="default" r:id="rId17"/>
       <w:pgSz w:w="12240" w:h="15840"/>
       <w:pgMar w:top="1417" w:right="1134" w:bottom="1417" w:left="1701" w:header="850" w:footer="992" w:gutter="0"/>
       <w:cols w:space="720"/>
       <w:docGrid w:linePitch="360"/>
+      <w:pgNumType w:fmt="decimal" w:start="1"/>
     </w:sectPr>
   </w:body>
 </w:document>
+</file>
+
+<file path=word/footer1.xml><?xml version="1.0" encoding="utf-8"?>
+<w:ftr xmlns:m="http://schemas.openxmlformats.org/officeDocument/2006/math" xmlns:mc="http://schemas.openxmlformats.org/markup-compatibility/2006" xmlns:mo="http://schemas.microsoft.com/office/mac/office/2008/main" xmlns:mv="urn:schemas-microsoft-com:mac:vml" xmlns:o="urn:schemas-microsoft-com:office:office" xmlns:r="http://schemas.openxmlformats.org/officeDocument/2006/relationships" xmlns:v="urn:schemas-microsoft-com:vml" xmlns:w10="urn:schemas-microsoft-com:office:word" xmlns:w14="http://schemas.microsoft.com/office/word/2010/wordml" xmlns:w="http://schemas.openxmlformats.org/wordprocessingml/2006/main" xmlns:wne="http://schemas.microsoft.com/office/word/2006/wordml" xmlns:wp14="http://schemas.microsoft.com/office/word/2010/wordprocessingDrawing" xmlns:wp="http://schemas.openxmlformats.org/drawingml/2006/wordprocessingDrawing" xmlns:wpc="http://schemas.microsoft.com/office/word/2010/wordprocessingCanvas" xmlns:wpg="http://schemas.microsoft.com/office/word/2010/wordprocessingGroup" xmlns:wpi="http://schemas.microsoft.com/office/word/2010/wordprocessingInk" xmlns:wps="http://schemas.microsoft.com/office/word/2010/wordprocessingShape" mc:Ignorable="w14 wp14">
+  <w:p>
+    <w:pPr>
+      <w:pStyle w:val="Footer"/>
+      <w:ind w:firstLine="0"/>
+      <w:jc w:val="center"/>
+    </w:pPr>
+    <w:r/>
+    <w:r>
+      <w:rPr>
+        <w:rFonts w:ascii="Times New Roman" w:hAnsi="Times New Roman" w:eastAsia="宋体"/>
+        <w:b w:val="0"/>
+        <w:sz w:val="18"/>
+      </w:rPr>
+      <w:fldChar w:fldCharType="begin"/>
+    </w:r>
+    <w:r>
+      <w:rPr>
+        <w:rFonts w:ascii="Times New Roman" w:hAnsi="Times New Roman" w:eastAsia="宋体"/>
+        <w:b w:val="0"/>
+        <w:sz w:val="18"/>
+      </w:rPr>
+      <w:instrText xml:space="preserve"> PAGE </w:instrText>
+    </w:r>
+    <w:r>
+      <w:rPr>
+        <w:rFonts w:ascii="Times New Roman" w:hAnsi="Times New Roman" w:eastAsia="宋体"/>
+        <w:b w:val="0"/>
+        <w:sz w:val="18"/>
+      </w:rPr>
+      <w:fldChar w:fldCharType="separate"/>
+    </w:r>
+    <w:r>
+      <w:rPr>
+        <w:rFonts w:ascii="Times New Roman" w:hAnsi="Times New Roman" w:eastAsia="宋体"/>
+        <w:b w:val="0"/>
+        <w:sz w:val="18"/>
+      </w:rPr>
+      <w:fldChar w:fldCharType="end"/>
+    </w:r>
+  </w:p>
+</w:ftr>
+</file>
+
+<file path=word/footer2.xml><?xml version="1.0" encoding="utf-8"?>
+<w:ftr xmlns:m="http://schemas.openxmlformats.org/officeDocument/2006/math" xmlns:mc="http://schemas.openxmlformats.org/markup-compatibility/2006" xmlns:mo="http://schemas.microsoft.com/office/mac/office/2008/main" xmlns:mv="urn:schemas-microsoft-com:mac:vml" xmlns:o="urn:schemas-microsoft-com:office:office" xmlns:r="http://schemas.openxmlformats.org/officeDocument/2006/relationships" xmlns:v="urn:schemas-microsoft-com:vml" xmlns:w10="urn:schemas-microsoft-com:office:word" xmlns:w14="http://schemas.microsoft.com/office/word/2010/wordml" xmlns:w="http://schemas.openxmlformats.org/wordprocessingml/2006/main" xmlns:wne="http://schemas.microsoft.com/office/word/2006/wordml" xmlns:wp14="http://schemas.microsoft.com/office/word/2010/wordprocessingDrawing" xmlns:wp="http://schemas.openxmlformats.org/drawingml/2006/wordprocessingDrawing" xmlns:wpc="http://schemas.microsoft.com/office/word/2010/wordprocessingCanvas" xmlns:wpg="http://schemas.microsoft.com/office/word/2010/wordprocessingGroup" xmlns:wpi="http://schemas.microsoft.com/office/word/2010/wordprocessingInk" xmlns:wps="http://schemas.microsoft.com/office/word/2010/wordprocessingShape" mc:Ignorable="w14 wp14">
+  <w:p>
+    <w:pPr>
+      <w:pStyle w:val="Footer"/>
+      <w:ind w:firstLine="0"/>
+      <w:jc w:val="center"/>
+    </w:pPr>
+    <w:r/>
+    <w:r>
+      <w:rPr>
+        <w:rFonts w:ascii="Times New Roman" w:hAnsi="Times New Roman" w:eastAsia="宋体"/>
+        <w:b w:val="0"/>
+        <w:sz w:val="18"/>
+      </w:rPr>
+      <w:fldChar w:fldCharType="begin"/>
+    </w:r>
+    <w:r>
+      <w:rPr>
+        <w:rFonts w:ascii="Times New Roman" w:hAnsi="Times New Roman" w:eastAsia="宋体"/>
+        <w:b w:val="0"/>
+        <w:sz w:val="18"/>
+      </w:rPr>
+      <w:instrText xml:space="preserve"> PAGE </w:instrText>
+    </w:r>
+    <w:r>
+      <w:rPr>
+        <w:rFonts w:ascii="Times New Roman" w:hAnsi="Times New Roman" w:eastAsia="宋体"/>
+        <w:b w:val="0"/>
+        <w:sz w:val="18"/>
+      </w:rPr>
+      <w:fldChar w:fldCharType="separate"/>
+    </w:r>
+    <w:r>
+      <w:rPr>
+        <w:rFonts w:ascii="Times New Roman" w:hAnsi="Times New Roman" w:eastAsia="宋体"/>
+        <w:b w:val="0"/>
+        <w:sz w:val="18"/>
+      </w:rPr>
+      <w:fldChar w:fldCharType="end"/>
+    </w:r>
+  </w:p>
+</w:ftr>
+</file>
+
+<file path=word/header1.xml><?xml version="1.0" encoding="utf-8"?>
+<w:hdr xmlns:m="http://schemas.openxmlformats.org/officeDocument/2006/math" xmlns:mc="http://schemas.openxmlformats.org/markup-compatibility/2006" xmlns:mo="http://schemas.microsoft.com/office/mac/office/2008/main" xmlns:mv="urn:schemas-microsoft-com:mac:vml" xmlns:o="urn:schemas-microsoft-com:office:office" xmlns:r="http://schemas.openxmlformats.org/officeDocument/2006/relationships" xmlns:v="urn:schemas-microsoft-com:vml" xmlns:w10="urn:schemas-microsoft-com:office:word" xmlns:w14="http://schemas.microsoft.com/office/word/2010/wordml" xmlns:w="http://schemas.openxmlformats.org/wordprocessingml/2006/main" xmlns:wne="http://schemas.microsoft.com/office/word/2006/wordml" xmlns:wp14="http://schemas.microsoft.com/office/word/2010/wordprocessingDrawing" xmlns:wp="http://schemas.openxmlformats.org/drawingml/2006/wordprocessingDrawing" xmlns:wpc="http://schemas.microsoft.com/office/word/2010/wordprocessingCanvas" xmlns:wpg="http://schemas.microsoft.com/office/word/2010/wordprocessingGroup" xmlns:wpi="http://schemas.microsoft.com/office/word/2010/wordprocessingInk" xmlns:wps="http://schemas.microsoft.com/office/word/2010/wordprocessingShape" mc:Ignorable="w14 wp14">
+  <w:p>
+    <w:pPr>
+      <w:pStyle w:val="Header"/>
+      <w:ind w:firstLine="0"/>
+      <w:jc w:val="center"/>
+    </w:pPr>
+    <w:r/>
+    <w:r>
+      <w:rPr>
+        <w:rFonts w:ascii="Times New Roman" w:hAnsi="Times New Roman" w:eastAsia="宋体"/>
+        <w:b w:val="0"/>
+        <w:sz w:val="21"/>
+      </w:rPr>
+      <w:fldChar w:fldCharType="begin"/>
+    </w:r>
+    <w:r>
+      <w:rPr>
+        <w:rFonts w:ascii="Times New Roman" w:hAnsi="Times New Roman" w:eastAsia="宋体"/>
+        <w:b w:val="0"/>
+        <w:sz w:val="21"/>
+      </w:rPr>
+      <w:instrText xml:space="preserve"> STYLEREF "Heading 1" \* MERGEFORMAT </w:instrText>
+    </w:r>
+    <w:r>
+      <w:rPr>
+        <w:rFonts w:ascii="Times New Roman" w:hAnsi="Times New Roman" w:eastAsia="宋体"/>
+        <w:b w:val="0"/>
+        <w:sz w:val="21"/>
+      </w:rPr>
+      <w:fldChar w:fldCharType="separate"/>
+    </w:r>
+    <w:r>
+      <w:rPr>
+        <w:rFonts w:ascii="Times New Roman" w:hAnsi="Times New Roman" w:eastAsia="宋体"/>
+        <w:b w:val="0"/>
+        <w:sz w:val="21"/>
+      </w:rPr>
+      <w:fldChar w:fldCharType="end"/>
+    </w:r>
+  </w:p>
+</w:hdr>
 </file>
 
 <file path=word/numbering.xml><?xml version="1.0" encoding="utf-8"?>

--- a/大数据可视化技术_课程报告_华大格式.docx
+++ b/大数据可视化技术_课程报告_华大格式.docx
@@ -343,6 +343,49 @@
           <w:sz w:val="24"/>
         </w:rPr>
         <w:t>2026年6月</w:t>
+      </w:r>
+    </w:p>
+    <w:p>
+      <w:pPr>
+        <w:spacing w:line="360" w:lineRule="auto"/>
+        <w:ind w:firstLine="0"/>
+      </w:pPr>
+      <w:r>
+        <w:rPr>
+          <w:rFonts w:ascii="Times New Roman" w:hAnsi="Times New Roman" w:eastAsia="宋体"/>
+          <w:b w:val="0"/>
+          <w:sz w:val="24"/>
+        </w:rPr>
+      </w:r>
+    </w:p>
+    <w:p>
+      <w:pPr>
+        <w:spacing w:line="360" w:lineRule="auto" w:before="0" w:after="0"/>
+        <w:ind w:firstLine="0"/>
+        <w:jc w:val="center"/>
+      </w:pPr>
+      <w:r>
+        <w:rPr>
+          <w:rFonts w:ascii="Times New Roman" w:hAnsi="Times New Roman" w:eastAsia="宋体"/>
+          <w:b w:val="0"/>
+          <w:sz w:val="24"/>
+        </w:rPr>
+        <w:t>项目源代码仓库（GitHub）</w:t>
+      </w:r>
+    </w:p>
+    <w:p>
+      <w:pPr>
+        <w:spacing w:line="360" w:lineRule="auto" w:before="0" w:after="0"/>
+        <w:ind w:firstLine="0"/>
+        <w:jc w:val="center"/>
+      </w:pPr>
+      <w:r>
+        <w:rPr>
+          <w:rFonts w:ascii="Times New Roman" w:hAnsi="Times New Roman" w:eastAsia="宋体"/>
+          <w:b w:val="0"/>
+          <w:sz w:val="24"/>
+        </w:rPr>
+        <w:t>https://github.com/victorzhong0110/battery-digital-twin-visualization</w:t>
       </w:r>
     </w:p>
     <w:p>
@@ -4492,7 +4535,7 @@
           <w:b w:val="0"/>
           <w:sz w:val="24"/>
         </w:rPr>
-        <w:t>可视化平台基于Dash 4.x和Plotly.js构建,采用深色主题设计风格。Dash是Plotly公司开发的Python Web应用框架,通过声明式的组件和回调机制,使数据科学家无需编写前端代码即可构建交互式仪表盘。平台共包含6个功能页面,通过侧边栏导航进行切换,配合Bootstrap Icons矢量图标体系。所有页面均支持全中文界面,图表支持鼠标悬停提示、缩放和导出等交互操作。前端布局采用CSS自定义属性(CSS Custom Properties)定义设计令牌,包含30余个颜色、间距、阴影和圆角变量,保证全局视觉一致性。数据加载层采用LRU缓存策略,避免重复读取Parquet文件造成的响应延迟。</w:t>
+        <w:t>可视化平台基于Dash 4.x和Plotly.js构建,采用深色主题设计风格。Dash是Plotly公司开发的Python Web应用框架,通过声明式的组件和回调机制,使数据科学家无需编写前端代码即可构建交互式仪表盘。平台共包含6个功能页面,通过侧边栏导航进行切换,配合Bootstrap Icons矢量图标体系。所有页面均支持全中文界面,图表支持鼠标悬停提示、缩放和导出等交互操作。前端布局采用CSS自定义属性(CSS Custom Properties)定义设计令牌,包含30余个颜色、间距、阴影和圆角变量,保证全局视觉一致性。数据加载层采用LRU缓存策略,避免重复读取Parquet文件造成的响应延迟。本平台的完整源代码已开源,托管于GitHub,仓库地址为https://github.com/victorzhong0110/battery-digital-twin-visualization。</w:t>
       </w:r>
     </w:p>
     <w:p>

--- a/大数据可视化技术_课程报告_华大格式.docx
+++ b/大数据可视化技术_课程报告_华大格式.docx
@@ -631,21 +631,6 @@
           <w:b w:val="0"/>
           <w:sz w:val="24"/>
         </w:rPr>
-      </w:r>
-    </w:p>
-    <w:p>
-      <w:pPr>
-        <w:spacing w:line="360" w:lineRule="auto" w:before="0" w:after="0"/>
-        <w:ind w:firstLine="0"/>
-        <w:jc w:val="center"/>
-      </w:pPr>
-      <w:r>
-        <w:rPr>
-          <w:rFonts w:ascii="Times New Roman" w:hAnsi="Times New Roman" w:eastAsia="宋体"/>
-          <w:b w:val="0"/>
-          <w:sz w:val="24"/>
-        </w:rPr>
-        <w:t>（请在Word中右键此处 → 更新域 → 更新整个目录）</w:t>
       </w:r>
     </w:p>
     <w:p>
